--- a/resumes/Tata 1mg-Product Manager II.docx
+++ b/resumes/Tata 1mg-Product Manager II.docx
@@ -183,7 +183,7 @@
           <w:i w:val="0"/>
           <w:sz w:val="19"/>
         </w:rPr>
-        <w:t>Built a self-customized in-house recommendation system embedding personalization and intent-understanding into the core product -- suggesting courses based on real-time customer behavior and feedback.</w:t>
+        <w:t>Built "Demo Analysis," a self-customized in-house AI feature embedding personalization and intent-understanding into demo-session behavior analysis -- surfacing a customized course plan to the counselor for the sales conversation, informed by real-time customer behavior and feedback.</w:t>
       </w:r>
     </w:p>
     <w:p>
